--- a/atelier/atelier_057 (1).docx
+++ b/atelier/atelier_057 (1).docx
@@ -552,7 +552,7 @@
         </w:numPr>
       </w:pPr>
       <w:r>
-        <w:t xml:space="preserve">Identifier le job dominant dans le classement : le job en tête du classement d'instabilité (ex. « test » à 33% des échecs) est la cause dominante. C'est lui qu'on attaquera en priorité (atelier #58).</w:t>
+        <w:t xml:space="preserve">Identifier le job dominant dans le classement : le job en tête du classement d'instabilité (ex. « test » à 33% des échecs) est la cause dominante. C'est lui qu'on attaquera en priorité.</w:t>
       </w:r>
     </w:p>
     <w:p>
@@ -576,7 +576,7 @@
         </w:numPr>
       </w:pPr>
       <w:r>
-        <w:t xml:space="preserve">Qualifier la nature du job dominant : un job « test » en tête évoque des tests flaky ou de vrais échecs ; un job « scan » ou « build » évoque plutôt réseau, dépendances ou config. Cette première lecture oriente le traitement (#58) et la part de faux positifs (#60).</w:t>
+        <w:t xml:space="preserve">Qualifier la nature du job dominant : un job « test » en tête évoque des tests flaky ou de vrais échecs ; un job « scan » ou « build » évoque plutôt réseau, dépendances ou config. Cette première lecture oriente le traitement et la part de faux positifs.</w:t>
       </w:r>
     </w:p>
     <w:p>
@@ -667,19 +667,19 @@
         </w:numPr>
       </w:pPr>
       <w:r>
-        <w:t xml:space="preserve">Zone « Hypothèse de nature » — pour le job dominant, la nature probable (flaky, réseau, infra, vrai bug…) à confirmer au #58.</w:t>
-      </w:r>
-    </w:p>
-    <w:p>
-      <w:pPr>
-        <w:pStyle w:val="ListParagraph"/>
-        <w:numPr>
-          <w:ilvl w:val="0"/>
-          <w:numId w:val="2"/>
-        </w:numPr>
-      </w:pPr>
-      <w:r>
-        <w:t xml:space="preserve">Zone « Cible prioritaire » — le job/la catégorie à attaquer en premier, transmis à l'atelier #58.</w:t>
+        <w:t xml:space="preserve">Zone « Hypothèse de nature » — pour le job dominant, la nature probable (flaky, réseau, infra, vrai bug…) à confirmer au stabilisation prioritaire.</w:t>
+      </w:r>
+    </w:p>
+    <w:p>
+      <w:pPr>
+        <w:pStyle w:val="ListParagraph"/>
+        <w:numPr>
+          <w:ilvl w:val="0"/>
+          <w:numId w:val="2"/>
+        </w:numPr>
+      </w:pPr>
+      <w:r>
+        <w:t xml:space="preserve">Zone « Cible prioritaire » — le job/la catégorie à attaquer en premier, transmis à l'atelier.</w:t>
       </w:r>
     </w:p>
     <w:p>
@@ -735,7 +735,7 @@
         </w:numPr>
       </w:pPr>
       <w:r>
-        <w:t xml:space="preserve">(10 min) Qualifier la nature — pour le job dominant, on formule une première hypothèse de nature (flaky, réseau, infra, vrai bug, config) à confirmer au #58.</w:t>
+        <w:t xml:space="preserve">(10 min) Qualifier la nature — pour le job dominant, on formule une première hypothèse de nature (flaky, réseau, infra, vrai bug, config) à confirmer au stabilisation prioritaire.</w:t>
       </w:r>
     </w:p>
     <w:p>
@@ -747,7 +747,7 @@
         </w:numPr>
       </w:pPr>
       <w:r>
-        <w:t xml:space="preserve">(5 min) Fixer la cible — on acte le job/la catégorie à attaquer en priorité (objet du #58).</w:t>
+        <w:t xml:space="preserve">(5 min) Fixer la cible — on acte le job/la catégorie à attaquer en priorité (objet du stabilisation prioritaire).</w:t>
       </w:r>
     </w:p>
     <w:p>
@@ -815,7 +815,7 @@
         </w:numPr>
       </w:pPr>
       <w:r>
-        <w:t xml:space="preserve">La cible prioritaire transmise à l'atelier de stabilisation (#58). Board capturé.</w:t>
+        <w:t xml:space="preserve">La cible prioritaire transmise à l'atelier de stabilisation. Board capturé.</w:t>
       </w:r>
     </w:p>
     <w:p>
@@ -831,7 +831,7 @@
         <w:spacing w:after="120"/>
       </w:pPr>
       <w:r>
-        <w:t xml:space="preserve">La squad a remplacé l'impression vague (« ça échoue souvent ») par un diagnostic chiffré et partagé : elle sait quel job concentre ses échecs et a une hypothèse sur leur nature. Elle a relevé son Pipeline OK rate de départ et dispose d'une cible claire pour la stabilisation (#58). Le réflexe « relancer jusqu'à ce que ça passe » commence à céder la place à « localiser, comprendre, puis corriger ».</w:t>
+        <w:t xml:space="preserve">La squad a remplacé l'impression vague (« ça échoue souvent ») par un diagnostic chiffré et partagé : elle sait quel job concentre ses échecs et a une hypothèse sur leur nature. Elle a relevé son Pipeline OK rate de départ et dispose d'une cible claire pour la stabilisation. Le réflexe « relancer jusqu'à ce que ça passe » commence à céder la place à « localiser, comprendre, puis corriger ».</w:t>
       </w:r>
     </w:p>
     <w:sectPr>
